--- a/docx/12-alta-disponibilidad/boletin-U12-avanzado.docx
+++ b/docx/12-alta-disponibilidad/boletin-U12-avanzado.docx
@@ -15,6 +15,9 @@
             <w:pStyle w:val="TOCHeading"/>
           </w:pPr>
           <w:r>
+            <w:rPr>
+              <w:lang w:val="es-ES"/>
+            </w:rPr>
             <w:t xml:space="preserve">Table of Contents</w:t>
           </w:r>
         </w:p>
@@ -34,6 +37,9 @@
         <w:pStyle w:val="Heading1"/>
       </w:pPr>
       <w:r>
+        <w:rPr>
+          <w:lang w:val="es-ES"/>
+        </w:rPr>
         <w:t xml:space="preserve">Boletín UD12 — Avanzado</w:t>
       </w:r>
     </w:p>
@@ -44,6 +50,9 @@
         <w:pStyle w:val="Heading1"/>
       </w:pPr>
       <w:r>
+        <w:rPr>
+          <w:lang w:val="es-ES"/>
+        </w:rPr>
         <w:t xml:space="preserve">📝 Boletín UD12 — Avanzado</w:t>
       </w:r>
     </w:p>
@@ -52,6 +61,9 @@
         <w:pStyle w:val="BlockText"/>
       </w:pPr>
       <w:r>
+        <w:rPr>
+          <w:lang w:val="es-ES"/>
+        </w:rPr>
         <w:t xml:space="preserve">Ejercicios que requieren diseñar y diagnosticar arquitecturas redundantes. En los difíciles tienes pista.</w:t>
       </w:r>
     </w:p>
@@ -68,6 +80,9 @@
         <w:pStyle w:val="Heading2"/>
       </w:pPr>
       <w:r>
+        <w:rPr>
+          <w:lang w:val="es-ES"/>
+        </w:rPr>
         <w:t xml:space="preserve">1. Diseño jerárquico completo</w:t>
       </w:r>
     </w:p>
@@ -76,6 +91,9 @@
         <w:pStyle w:val="FirstParagraph"/>
       </w:pPr>
       <w:r>
+        <w:rPr>
+          <w:lang w:val="es-ES"/>
+        </w:rPr>
         <w:t xml:space="preserve">Empresa con: 2 routers de borde (R1, R2), 2 switches de distribución (D1, D2), 4 switches de acceso (A1-A4). Cada switch de acceso se conecta a ambos de distribución. VLANs 10 (usuarios) y 20 (servidores).</w:t>
       </w:r>
     </w:p>
@@ -88,6 +106,9 @@
         </w:numPr>
       </w:pPr>
       <w:r>
+        <w:rPr>
+          <w:lang w:val="es-ES"/>
+        </w:rPr>
         <w:t xml:space="preserve">¿Dónde aplicas cada mecanismo: STP, EtherChannel, HSRP, routing?</w:t>
       </w:r>
     </w:p>
@@ -100,6 +121,9 @@
         </w:numPr>
       </w:pPr>
       <w:r>
+        <w:rPr>
+          <w:lang w:val="es-ES"/>
+        </w:rPr>
         <w:t xml:space="preserve">¿Qué pasa si cae D1? Detalla capa 2 y capa 3.</w:t>
       </w:r>
     </w:p>
@@ -112,18 +136,33 @@
         </w:numPr>
       </w:pPr>
       <w:r>
+        <w:rPr>
+          <w:lang w:val="es-ES"/>
+        </w:rPr>
         <w:t xml:space="preserve">¿Qué SPOFs quedan si el</w:t>
       </w:r>
       <w:r>
+        <w:rPr>
+          <w:lang w:val="es-ES"/>
+        </w:rPr>
         <w:t xml:space="preserve"> </w:t>
       </w:r>
       <w:r>
+        <w:rPr>
+          <w:lang w:val="es-ES"/>
+        </w:rPr>
         <w:t xml:space="preserve">“pool”</w:t>
       </w:r>
       <w:r>
+        <w:rPr>
+          <w:lang w:val="es-ES"/>
+        </w:rPr>
         <w:t xml:space="preserve"> </w:t>
       </w:r>
       <w:r>
+        <w:rPr>
+          <w:lang w:val="es-ES"/>
+        </w:rPr>
         <w:t xml:space="preserve">de servidores tiene una sola tarjeta de red por servidor?</w:t>
       </w:r>
     </w:p>
@@ -135,13 +174,20 @@
         <w:rPr>
           <w:b/>
           <w:bCs/>
+          <w:lang w:val="es-ES"/>
         </w:rPr>
         <w:t xml:space="preserve">Pica:</w:t>
       </w:r>
       <w:r>
+        <w:rPr>
+          <w:lang w:val="es-ES"/>
+        </w:rPr>
         <w:t xml:space="preserve"> </w:t>
       </w:r>
       <w:r>
+        <w:rPr>
+          <w:lang w:val="es-ES"/>
+        </w:rPr>
         <w:t xml:space="preserve">piensa por capas: capa 2 (STP/EtherChannel), capa 3 gateway (FHRP), capa 3 salida (routing/ISP).</w:t>
       </w:r>
     </w:p>
@@ -152,6 +198,9 @@
         <w:pStyle w:val="Heading2"/>
       </w:pPr>
       <w:r>
+        <w:rPr>
+          <w:lang w:val="es-ES"/>
+        </w:rPr>
         <w:t xml:space="preserve">2. HSRP con preempt y tracking</w:t>
       </w:r>
     </w:p>
@@ -160,6 +209,9 @@
         <w:pStyle w:val="FirstParagraph"/>
       </w:pPr>
       <w:r>
+        <w:rPr>
+          <w:lang w:val="es-ES"/>
+        </w:rPr>
         <w:t xml:space="preserve">Configura R1 y R2 para la VLAN 10 (192.168.10.0/24):</w:t>
       </w:r>
     </w:p>
@@ -172,6 +224,9 @@
         </w:numPr>
       </w:pPr>
       <w:r>
+        <w:rPr>
+          <w:lang w:val="es-ES"/>
+        </w:rPr>
         <w:t xml:space="preserve">IP virtual: 192.168.10.1</w:t>
       </w:r>
     </w:p>
@@ -184,6 +239,9 @@
         </w:numPr>
       </w:pPr>
       <w:r>
+        <w:rPr>
+          <w:lang w:val="es-ES"/>
+        </w:rPr>
         <w:t xml:space="preserve">R1 activo (priority 110), R2 en espera (priority 100)</w:t>
       </w:r>
     </w:p>
@@ -196,6 +254,9 @@
         </w:numPr>
       </w:pPr>
       <w:r>
+        <w:rPr>
+          <w:lang w:val="es-ES"/>
+        </w:rPr>
         <w:t xml:space="preserve">Preempt en R1</w:t>
       </w:r>
     </w:p>
@@ -208,6 +269,9 @@
         </w:numPr>
       </w:pPr>
       <w:r>
+        <w:rPr>
+          <w:lang w:val="es-ES"/>
+        </w:rPr>
         <w:t xml:space="preserve">R1 debe ceder el rol si su interfaz WAN cae (tracking con decremento 20)</w:t>
       </w:r>
     </w:p>
@@ -220,6 +284,9 @@
         </w:numPr>
       </w:pPr>
       <w:r>
+        <w:rPr>
+          <w:lang w:val="es-ES"/>
+        </w:rPr>
         <w:t xml:space="preserve">Escribe la configuración de ambos.</w:t>
       </w:r>
     </w:p>
@@ -232,6 +299,9 @@
         </w:numPr>
       </w:pPr>
       <w:r>
+        <w:rPr>
+          <w:lang w:val="es-ES"/>
+        </w:rPr>
         <w:t xml:space="preserve">¿Qué pasa si cae la WAN de R1? ¿Y si se recupera?</w:t>
       </w:r>
     </w:p>
@@ -244,18 +314,28 @@
         </w:numPr>
       </w:pPr>
       <w:r>
+        <w:rPr>
+          <w:lang w:val="es-ES"/>
+        </w:rPr>
         <w:t xml:space="preserve">¿Por qué sin</w:t>
       </w:r>
       <w:r>
+        <w:rPr>
+          <w:lang w:val="es-ES"/>
+        </w:rPr>
         <w:t xml:space="preserve"> </w:t>
       </w:r>
       <w:r>
         <w:rPr>
           <w:rStyle w:val="VerbatimChar"/>
+          <w:lang w:val="es-ES"/>
         </w:rPr>
         <w:t xml:space="preserve">preempt</w:t>
       </w:r>
       <w:r>
+        <w:rPr>
+          <w:lang w:val="es-ES"/>
+        </w:rPr>
         <w:t xml:space="preserve">, tras recuperarse R1, seguiría R2 de activo?</w:t>
       </w:r>
     </w:p>
@@ -266,6 +346,9 @@
         <w:pStyle w:val="Heading2"/>
       </w:pPr>
       <w:r>
+        <w:rPr>
+          <w:lang w:val="es-ES"/>
+        </w:rPr>
         <w:t xml:space="preserve">3. Diagnóstico de un EtherChannel roto</w:t>
       </w:r>
     </w:p>
@@ -274,36 +357,59 @@
         <w:pStyle w:val="FirstParagraph"/>
       </w:pPr>
       <w:r>
+        <w:rPr>
+          <w:lang w:val="es-ES"/>
+        </w:rPr>
         <w:t xml:space="preserve">Un port-channel entre SW1 y SW2 no sube. Config de SW1:</w:t>
       </w:r>
       <w:r>
+        <w:rPr>
+          <w:lang w:val="es-ES"/>
+        </w:rPr>
         <w:t xml:space="preserve"> </w:t>
       </w:r>
       <w:r>
         <w:rPr>
           <w:rStyle w:val="VerbatimChar"/>
+          <w:lang w:val="es-ES"/>
         </w:rPr>
         <w:t xml:space="preserve">channel-group 1 mode on</w:t>
       </w:r>
       <w:r>
+        <w:rPr>
+          <w:lang w:val="es-ES"/>
+        </w:rPr>
         <w:t xml:space="preserve"> </w:t>
       </w:r>
       <w:r>
+        <w:rPr>
+          <w:lang w:val="es-ES"/>
+        </w:rPr>
         <w:t xml:space="preserve">en Fa0/1-2. Config de SW2:</w:t>
       </w:r>
       <w:r>
+        <w:rPr>
+          <w:lang w:val="es-ES"/>
+        </w:rPr>
         <w:t xml:space="preserve"> </w:t>
       </w:r>
       <w:r>
         <w:rPr>
           <w:rStyle w:val="VerbatimChar"/>
+          <w:lang w:val="es-ES"/>
         </w:rPr>
         <w:t xml:space="preserve">channel-group 1 mode desirable</w:t>
       </w:r>
       <w:r>
+        <w:rPr>
+          <w:lang w:val="es-ES"/>
+        </w:rPr>
         <w:t xml:space="preserve"> </w:t>
       </w:r>
       <w:r>
+        <w:rPr>
+          <w:lang w:val="es-ES"/>
+        </w:rPr>
         <w:t xml:space="preserve">en Fa0/1-2.</w:t>
       </w:r>
     </w:p>
@@ -316,6 +422,9 @@
         </w:numPr>
       </w:pPr>
       <w:r>
+        <w:rPr>
+          <w:lang w:val="es-ES"/>
+        </w:rPr>
         <w:t xml:space="preserve">¿Por qué falla la negociación?</w:t>
       </w:r>
     </w:p>
@@ -328,21 +437,34 @@
         </w:numPr>
       </w:pPr>
       <w:r>
+        <w:rPr>
+          <w:lang w:val="es-ES"/>
+        </w:rPr>
         <w:t xml:space="preserve">¿Qué combinaciones</w:t>
       </w:r>
       <w:r>
+        <w:rPr>
+          <w:lang w:val="es-ES"/>
+        </w:rPr>
         <w:t xml:space="preserve"> </w:t>
       </w:r>
       <w:r>
         <w:rPr>
           <w:rStyle w:val="VerbatimChar"/>
+          <w:lang w:val="es-ES"/>
         </w:rPr>
         <w:t xml:space="preserve">on/desirable/auto/active/passive</w:t>
       </w:r>
       <w:r>
+        <w:rPr>
+          <w:lang w:val="es-ES"/>
+        </w:rPr>
         <w:t xml:space="preserve"> </w:t>
       </w:r>
       <w:r>
+        <w:rPr>
+          <w:lang w:val="es-ES"/>
+        </w:rPr>
         <w:t xml:space="preserve">funcionan entre sí?</w:t>
       </w:r>
     </w:p>
@@ -355,6 +477,9 @@
         </w:numPr>
       </w:pPr>
       <w:r>
+        <w:rPr>
+          <w:lang w:val="es-ES"/>
+        </w:rPr>
         <w:t xml:space="preserve">¿Qué comando usarías para ver el estado y por qué?</w:t>
       </w:r>
     </w:p>
@@ -366,46 +491,71 @@
         <w:rPr>
           <w:b/>
           <w:bCs/>
+          <w:lang w:val="es-ES"/>
         </w:rPr>
         <w:t xml:space="preserve">Pista:</w:t>
       </w:r>
       <w:r>
+        <w:rPr>
+          <w:lang w:val="es-ES"/>
+        </w:rPr>
         <w:t xml:space="preserve"> </w:t>
       </w:r>
       <w:r>
         <w:rPr>
           <w:rStyle w:val="VerbatimChar"/>
+          <w:lang w:val="es-ES"/>
         </w:rPr>
         <w:t xml:space="preserve">mode on</w:t>
       </w:r>
       <w:r>
+        <w:rPr>
+          <w:lang w:val="es-ES"/>
+        </w:rPr>
         <w:t xml:space="preserve"> </w:t>
       </w:r>
       <w:r>
+        <w:rPr>
+          <w:lang w:val="es-ES"/>
+        </w:rPr>
         <w:t xml:space="preserve">no negocia nada; LACP es</w:t>
       </w:r>
       <w:r>
+        <w:rPr>
+          <w:lang w:val="es-ES"/>
+        </w:rPr>
         <w:t xml:space="preserve"> </w:t>
       </w:r>
       <w:r>
         <w:rPr>
           <w:rStyle w:val="VerbatimChar"/>
+          <w:lang w:val="es-ES"/>
         </w:rPr>
         <w:t xml:space="preserve">active/passive</w:t>
       </w:r>
       <w:r>
+        <w:rPr>
+          <w:lang w:val="es-ES"/>
+        </w:rPr>
         <w:t xml:space="preserve">, PAgP es</w:t>
       </w:r>
       <w:r>
+        <w:rPr>
+          <w:lang w:val="es-ES"/>
+        </w:rPr>
         <w:t xml:space="preserve"> </w:t>
       </w:r>
       <w:r>
         <w:rPr>
           <w:rStyle w:val="VerbatimChar"/>
+          <w:lang w:val="es-ES"/>
         </w:rPr>
         <w:t xml:space="preserve">desirable/auto</w:t>
       </w:r>
       <w:r>
+        <w:rPr>
+          <w:lang w:val="es-ES"/>
+        </w:rPr>
         <w:t xml:space="preserve">.</w:t>
       </w:r>
     </w:p>
@@ -416,6 +566,9 @@
         <w:pStyle w:val="Heading2"/>
       </w:pPr>
       <w:r>
+        <w:rPr>
+          <w:lang w:val="es-ES"/>
+        </w:rPr>
         <w:t xml:space="preserve">4. Bucle de capa 2 en producción</w:t>
       </w:r>
     </w:p>
@@ -424,15 +577,27 @@
         <w:pStyle w:val="FirstParagraph"/>
       </w:pPr>
       <w:r>
+        <w:rPr>
+          <w:lang w:val="es-ES"/>
+        </w:rPr>
         <w:t xml:space="preserve">Lunes 8:15: la red del centro se satura. Un becario conectó un cable entre dos switches de acceso</w:t>
       </w:r>
       <w:r>
+        <w:rPr>
+          <w:lang w:val="es-ES"/>
+        </w:rPr>
         <w:t xml:space="preserve"> </w:t>
       </w:r>
       <w:r>
+        <w:rPr>
+          <w:lang w:val="es-ES"/>
+        </w:rPr>
         <w:t xml:space="preserve">“para probar”</w:t>
       </w:r>
       <w:r>
+        <w:rPr>
+          <w:lang w:val="es-ES"/>
+        </w:rPr>
         <w:t xml:space="preserve">. STP: RSTP en todos los switches.</w:t>
       </w:r>
     </w:p>
@@ -445,6 +610,9 @@
         </w:numPr>
       </w:pPr>
       <w:r>
+        <w:rPr>
+          <w:lang w:val="es-ES"/>
+        </w:rPr>
         <w:t xml:space="preserve">¿Por qué RSTP no bloqueó el bucle al instante?</w:t>
       </w:r>
     </w:p>
@@ -457,6 +625,9 @@
         </w:numPr>
       </w:pPr>
       <w:r>
+        <w:rPr>
+          <w:lang w:val="es-ES"/>
+        </w:rPr>
         <w:t xml:space="preserve">¿Qué otros mecanismos complementan a STP contra esto? (pista: funciones de puerto de acceso)</w:t>
       </w:r>
     </w:p>
@@ -469,6 +640,9 @@
         </w:numPr>
       </w:pPr>
       <w:r>
+        <w:rPr>
+          <w:lang w:val="es-ES"/>
+        </w:rPr>
         <w:t xml:space="preserve">¿Qué configuración prevents en los puertos de acceso para la próxima vez?</w:t>
       </w:r>
     </w:p>
@@ -479,6 +653,9 @@
         <w:pStyle w:val="Heading2"/>
       </w:pPr>
       <w:r>
+        <w:rPr>
+          <w:lang w:val="es-ES"/>
+        </w:rPr>
         <w:t xml:space="preserve">5. Cálculo de costes y failover</w:t>
       </w:r>
     </w:p>
@@ -487,6 +664,9 @@
         <w:pStyle w:val="FirstParagraph"/>
       </w:pPr>
       <w:r>
+        <w:rPr>
+          <w:lang w:val="es-ES"/>
+        </w:rPr>
         <w:t xml:space="preserve">Topología: SW1(raíz) — SW2 y SW3, y un enlace SW2-SW3. Costes RSTP: 1 Gbps = 4, 100 Mbps = 19.</w:t>
       </w:r>
     </w:p>
@@ -499,6 +679,9 @@
         </w:numPr>
       </w:pPr>
       <w:r>
+        <w:rPr>
+          <w:lang w:val="es-ES"/>
+        </w:rPr>
         <w:t xml:space="preserve">SW2 y SW3 conectados a SW1 por 1 Gbps, y entre ellos por 100 Mbps. ¿Qué puerto bloquea STP y en qué switch?</w:t>
       </w:r>
     </w:p>
@@ -511,6 +694,9 @@
         </w:numPr>
       </w:pPr>
       <w:r>
+        <w:rPr>
+          <w:lang w:val="es-ES"/>
+        </w:rPr>
         <w:t xml:space="preserve">Cae el enlace SW1-SW3. ¿Qué pasa con el puerto bloqueado?</w:t>
       </w:r>
     </w:p>
@@ -523,6 +709,9 @@
         </w:numPr>
       </w:pPr>
       <w:r>
+        <w:rPr>
+          <w:lang w:val="es-ES"/>
+        </w:rPr>
         <w:t xml:space="preserve">¿Cuánto tarda RSTP en converger aproximadamente, frente a STP clásico?</w:t>
       </w:r>
     </w:p>
@@ -533,6 +722,9 @@
         <w:pStyle w:val="Heading2"/>
       </w:pPr>
       <w:r>
+        <w:rPr>
+          <w:lang w:val="es-ES"/>
+        </w:rPr>
         <w:t xml:space="preserve">6. Doble nodo con keepalives</w:t>
       </w:r>
     </w:p>
@@ -541,6 +733,9 @@
         <w:pStyle w:val="FirstParagraph"/>
       </w:pPr>
       <w:r>
+        <w:rPr>
+          <w:lang w:val="es-ES"/>
+        </w:rPr>
         <w:t xml:space="preserve">Dos firewalls en HA activo/pasivo con su interfaz de heartbeat. El enlace heartbeat se rompe pero ambos firewalls siguen vivos.</w:t>
       </w:r>
     </w:p>
@@ -553,6 +748,9 @@
         </w:numPr>
       </w:pPr>
       <w:r>
+        <w:rPr>
+          <w:lang w:val="es-ES"/>
+        </w:rPr>
         <w:t xml:space="preserve">¿Qué problema aparece (y cómo se llama)?</w:t>
       </w:r>
     </w:p>
@@ -565,6 +763,9 @@
         </w:numPr>
       </w:pPr>
       <w:r>
+        <w:rPr>
+          <w:lang w:val="es-ES"/>
+        </w:rPr>
         <w:t xml:space="preserve">¿Qué efectos verían los usuarios?</w:t>
       </w:r>
     </w:p>
@@ -577,6 +778,9 @@
         </w:numPr>
       </w:pPr>
       <w:r>
+        <w:rPr>
+          <w:lang w:val="es-ES"/>
+        </w:rPr>
         <w:t xml:space="preserve">¿Qué mitiga este problema?</w:t>
       </w:r>
     </w:p>
@@ -588,13 +792,20 @@
         <w:rPr>
           <w:b/>
           <w:bCs/>
+          <w:lang w:val="es-ES"/>
         </w:rPr>
         <w:t xml:space="preserve">Pista:</w:t>
       </w:r>
       <w:r>
+        <w:rPr>
+          <w:lang w:val="es-ES"/>
+        </w:rPr>
         <w:t xml:space="preserve"> </w:t>
       </w:r>
       <w:r>
+        <w:rPr>
+          <w:lang w:val="es-ES"/>
+        </w:rPr>
         <w:t xml:space="preserve">split-brain: dos nodos creyéndose dueños de la IP virtual.</w:t>
       </w:r>
     </w:p>
@@ -605,6 +816,9 @@
         <w:pStyle w:val="Heading2"/>
       </w:pPr>
       <w:r>
+        <w:rPr>
+          <w:lang w:val="es-ES"/>
+        </w:rPr>
         <w:t xml:space="preserve">7. Stack vs no stack</w:t>
       </w:r>
     </w:p>
@@ -613,6 +827,9 @@
         <w:pStyle w:val="FirstParagraph"/>
       </w:pPr>
       <w:r>
+        <w:rPr>
+          <w:lang w:val="es-ES"/>
+        </w:rPr>
         <w:t xml:space="preserve">Un centro duda entre 2 switches apilados (stack) o 2 switches independientes con STP y HSRP en los routers.</w:t>
       </w:r>
     </w:p>
@@ -625,6 +842,9 @@
         </w:numPr>
       </w:pPr>
       <w:r>
+        <w:rPr>
+          <w:lang w:val="es-ES"/>
+        </w:rPr>
         <w:t xml:space="preserve">¿Qué ventaja tiene el stack para el gateway (con SVIs) frente a 2 switches independientes?</w:t>
       </w:r>
     </w:p>
@@ -637,6 +857,9 @@
         </w:numPr>
       </w:pPr>
       <w:r>
+        <w:rPr>
+          <w:lang w:val="es-ES"/>
+        </w:rPr>
         <w:t xml:space="preserve">¿Qué pasa con el stack si falla el cable de stacking o el switch master?</w:t>
       </w:r>
     </w:p>
@@ -649,6 +872,9 @@
         </w:numPr>
       </w:pPr>
       <w:r>
+        <w:rPr>
+          <w:lang w:val="es-ES"/>
+        </w:rPr>
         <w:t xml:space="preserve">¿Qué riesgo compartido (shared risk) introduce el stack que dos cajas separadas no tienen?</w:t>
       </w:r>
     </w:p>
@@ -659,6 +885,9 @@
         <w:pStyle w:val="Heading2"/>
       </w:pPr>
       <w:r>
+        <w:rPr>
+          <w:lang w:val="es-ES"/>
+        </w:rPr>
         <w:t xml:space="preserve">8. Plan de continuidad</w:t>
       </w:r>
     </w:p>
@@ -667,6 +896,9 @@
         <w:pStyle w:val="FirstParagraph"/>
       </w:pPr>
       <w:r>
+        <w:rPr>
+          <w:lang w:val="es-ES"/>
+        </w:rPr>
         <w:t xml:space="preserve">Un instituto define su plan de continuidad para la red:</w:t>
       </w:r>
     </w:p>
@@ -679,6 +911,9 @@
         </w:numPr>
       </w:pPr>
       <w:r>
+        <w:rPr>
+          <w:lang w:val="es-ES"/>
+        </w:rPr>
         <w:t xml:space="preserve">RTO objetivo: 5 minutos</w:t>
       </w:r>
     </w:p>
@@ -691,6 +926,9 @@
         </w:numPr>
       </w:pPr>
       <w:r>
+        <w:rPr>
+          <w:lang w:val="es-ES"/>
+        </w:rPr>
         <w:t xml:space="preserve">RPO: no aplica (no es un servicio de datos, es conectividad)</w:t>
       </w:r>
     </w:p>
@@ -703,6 +941,9 @@
         </w:numPr>
       </w:pPr>
       <w:r>
+        <w:rPr>
+          <w:lang w:val="es-ES"/>
+        </w:rPr>
         <w:t xml:space="preserve">Componentes: 2 routers (HSRP), 2 switches de distribución (stack), UPS en cada armario, 2 enlaces ISP (uno de respaldo con rutas flotantes)</w:t>
       </w:r>
     </w:p>
@@ -715,6 +956,9 @@
         </w:numPr>
       </w:pPr>
       <w:r>
+        <w:rPr>
+          <w:lang w:val="es-ES"/>
+        </w:rPr>
         <w:t xml:space="preserve">¿Qué es RTO y por qué 5 minutos es un objetivo exigente pero razonable con esta arquitectura?</w:t>
       </w:r>
     </w:p>
@@ -727,6 +971,9 @@
         </w:numPr>
       </w:pPr>
       <w:r>
+        <w:rPr>
+          <w:lang w:val="es-ES"/>
+        </w:rPr>
         <w:t xml:space="preserve">¿Qué escenarios cubre bien el plan y cuáles no? (piensa: caída de un router, de un ISP, de un armario eléctrico, de la fibra del campus)</w:t>
       </w:r>
     </w:p>
@@ -739,6 +986,9 @@
         </w:numPr>
       </w:pPr>
       <w:r>
+        <w:rPr>
+          <w:lang w:val="es-ES"/>
+        </w:rPr>
         <w:t xml:space="preserve">¿Qué prueba harías cada semestre para validar el plan?</w:t>
       </w:r>
     </w:p>

--- a/docx/12-alta-disponibilidad/boletin-U12-avanzado.docx
+++ b/docx/12-alta-disponibilidad/boletin-U12-avanzado.docx
@@ -15,9 +15,6 @@
             <w:pStyle w:val="TOCHeading"/>
           </w:pPr>
           <w:r>
-            <w:rPr>
-              <w:lang w:val="es-ES"/>
-            </w:rPr>
             <w:t xml:space="preserve">Table of Contents</w:t>
           </w:r>
         </w:p>
@@ -37,9 +34,6 @@
         <w:pStyle w:val="Heading1"/>
       </w:pPr>
       <w:r>
-        <w:rPr>
-          <w:lang w:val="es-ES"/>
-        </w:rPr>
         <w:t xml:space="preserve">Boletín UD12 — Avanzado</w:t>
       </w:r>
     </w:p>
@@ -50,9 +44,6 @@
         <w:pStyle w:val="Heading1"/>
       </w:pPr>
       <w:r>
-        <w:rPr>
-          <w:lang w:val="es-ES"/>
-        </w:rPr>
         <w:t xml:space="preserve">📝 Boletín UD12 — Avanzado</w:t>
       </w:r>
     </w:p>
@@ -61,9 +52,6 @@
         <w:pStyle w:val="BlockText"/>
       </w:pPr>
       <w:r>
-        <w:rPr>
-          <w:lang w:val="es-ES"/>
-        </w:rPr>
         <w:t xml:space="preserve">Ejercicios que requieren diseñar y diagnosticar arquitecturas redundantes. En los difíciles tienes pista.</w:t>
       </w:r>
     </w:p>
@@ -80,9 +68,6 @@
         <w:pStyle w:val="Heading2"/>
       </w:pPr>
       <w:r>
-        <w:rPr>
-          <w:lang w:val="es-ES"/>
-        </w:rPr>
         <w:t xml:space="preserve">1. Diseño jerárquico completo</w:t>
       </w:r>
     </w:p>
@@ -91,9 +76,6 @@
         <w:pStyle w:val="FirstParagraph"/>
       </w:pPr>
       <w:r>
-        <w:rPr>
-          <w:lang w:val="es-ES"/>
-        </w:rPr>
         <w:t xml:space="preserve">Empresa con: 2 routers de borde (R1, R2), 2 switches de distribución (D1, D2), 4 switches de acceso (A1-A4). Cada switch de acceso se conecta a ambos de distribución. VLANs 10 (usuarios) y 20 (servidores).</w:t>
       </w:r>
     </w:p>
@@ -106,9 +88,6 @@
         </w:numPr>
       </w:pPr>
       <w:r>
-        <w:rPr>
-          <w:lang w:val="es-ES"/>
-        </w:rPr>
         <w:t xml:space="preserve">¿Dónde aplicas cada mecanismo: STP, EtherChannel, HSRP, routing?</w:t>
       </w:r>
     </w:p>
@@ -121,9 +100,6 @@
         </w:numPr>
       </w:pPr>
       <w:r>
-        <w:rPr>
-          <w:lang w:val="es-ES"/>
-        </w:rPr>
         <w:t xml:space="preserve">¿Qué pasa si cae D1? Detalla capa 2 y capa 3.</w:t>
       </w:r>
     </w:p>
@@ -136,33 +112,18 @@
         </w:numPr>
       </w:pPr>
       <w:r>
-        <w:rPr>
-          <w:lang w:val="es-ES"/>
-        </w:rPr>
         <w:t xml:space="preserve">¿Qué SPOFs quedan si el</w:t>
       </w:r>
       <w:r>
-        <w:rPr>
-          <w:lang w:val="es-ES"/>
-        </w:rPr>
         <w:t xml:space="preserve"> </w:t>
       </w:r>
       <w:r>
-        <w:rPr>
-          <w:lang w:val="es-ES"/>
-        </w:rPr>
         <w:t xml:space="preserve">“pool”</w:t>
       </w:r>
       <w:r>
-        <w:rPr>
-          <w:lang w:val="es-ES"/>
-        </w:rPr>
         <w:t xml:space="preserve"> </w:t>
       </w:r>
       <w:r>
-        <w:rPr>
-          <w:lang w:val="es-ES"/>
-        </w:rPr>
         <w:t xml:space="preserve">de servidores tiene una sola tarjeta de red por servidor?</w:t>
       </w:r>
     </w:p>
@@ -174,20 +135,13 @@
         <w:rPr>
           <w:b/>
           <w:bCs/>
-          <w:lang w:val="es-ES"/>
         </w:rPr>
         <w:t xml:space="preserve">Pica:</w:t>
       </w:r>
       <w:r>
-        <w:rPr>
-          <w:lang w:val="es-ES"/>
-        </w:rPr>
         <w:t xml:space="preserve"> </w:t>
       </w:r>
       <w:r>
-        <w:rPr>
-          <w:lang w:val="es-ES"/>
-        </w:rPr>
         <w:t xml:space="preserve">piensa por capas: capa 2 (STP/EtherChannel), capa 3 gateway (FHRP), capa 3 salida (routing/ISP).</w:t>
       </w:r>
     </w:p>
@@ -198,9 +152,6 @@
         <w:pStyle w:val="Heading2"/>
       </w:pPr>
       <w:r>
-        <w:rPr>
-          <w:lang w:val="es-ES"/>
-        </w:rPr>
         <w:t xml:space="preserve">2. HSRP con preempt y tracking</w:t>
       </w:r>
     </w:p>
@@ -209,9 +160,6 @@
         <w:pStyle w:val="FirstParagraph"/>
       </w:pPr>
       <w:r>
-        <w:rPr>
-          <w:lang w:val="es-ES"/>
-        </w:rPr>
         <w:t xml:space="preserve">Configura R1 y R2 para la VLAN 10 (192.168.10.0/24):</w:t>
       </w:r>
     </w:p>
@@ -224,9 +172,6 @@
         </w:numPr>
       </w:pPr>
       <w:r>
-        <w:rPr>
-          <w:lang w:val="es-ES"/>
-        </w:rPr>
         <w:t xml:space="preserve">IP virtual: 192.168.10.1</w:t>
       </w:r>
     </w:p>
@@ -239,9 +184,6 @@
         </w:numPr>
       </w:pPr>
       <w:r>
-        <w:rPr>
-          <w:lang w:val="es-ES"/>
-        </w:rPr>
         <w:t xml:space="preserve">R1 activo (priority 110), R2 en espera (priority 100)</w:t>
       </w:r>
     </w:p>
@@ -254,9 +196,6 @@
         </w:numPr>
       </w:pPr>
       <w:r>
-        <w:rPr>
-          <w:lang w:val="es-ES"/>
-        </w:rPr>
         <w:t xml:space="preserve">Preempt en R1</w:t>
       </w:r>
     </w:p>
@@ -269,9 +208,6 @@
         </w:numPr>
       </w:pPr>
       <w:r>
-        <w:rPr>
-          <w:lang w:val="es-ES"/>
-        </w:rPr>
         <w:t xml:space="preserve">R1 debe ceder el rol si su interfaz WAN cae (tracking con decremento 20)</w:t>
       </w:r>
     </w:p>
@@ -284,9 +220,6 @@
         </w:numPr>
       </w:pPr>
       <w:r>
-        <w:rPr>
-          <w:lang w:val="es-ES"/>
-        </w:rPr>
         <w:t xml:space="preserve">Escribe la configuración de ambos.</w:t>
       </w:r>
     </w:p>
@@ -299,9 +232,6 @@
         </w:numPr>
       </w:pPr>
       <w:r>
-        <w:rPr>
-          <w:lang w:val="es-ES"/>
-        </w:rPr>
         <w:t xml:space="preserve">¿Qué pasa si cae la WAN de R1? ¿Y si se recupera?</w:t>
       </w:r>
     </w:p>
@@ -314,28 +244,18 @@
         </w:numPr>
       </w:pPr>
       <w:r>
-        <w:rPr>
-          <w:lang w:val="es-ES"/>
-        </w:rPr>
         <w:t xml:space="preserve">¿Por qué sin</w:t>
       </w:r>
       <w:r>
-        <w:rPr>
-          <w:lang w:val="es-ES"/>
-        </w:rPr>
         <w:t xml:space="preserve"> </w:t>
       </w:r>
       <w:r>
         <w:rPr>
           <w:rStyle w:val="VerbatimChar"/>
-          <w:lang w:val="es-ES"/>
         </w:rPr>
         <w:t xml:space="preserve">preempt</w:t>
       </w:r>
       <w:r>
-        <w:rPr>
-          <w:lang w:val="es-ES"/>
-        </w:rPr>
         <w:t xml:space="preserve">, tras recuperarse R1, seguiría R2 de activo?</w:t>
       </w:r>
     </w:p>
@@ -346,9 +266,6 @@
         <w:pStyle w:val="Heading2"/>
       </w:pPr>
       <w:r>
-        <w:rPr>
-          <w:lang w:val="es-ES"/>
-        </w:rPr>
         <w:t xml:space="preserve">3. Diagnóstico de un EtherChannel roto</w:t>
       </w:r>
     </w:p>
@@ -357,59 +274,36 @@
         <w:pStyle w:val="FirstParagraph"/>
       </w:pPr>
       <w:r>
-        <w:rPr>
-          <w:lang w:val="es-ES"/>
-        </w:rPr>
         <w:t xml:space="preserve">Un port-channel entre SW1 y SW2 no sube. Config de SW1:</w:t>
       </w:r>
       <w:r>
-        <w:rPr>
-          <w:lang w:val="es-ES"/>
-        </w:rPr>
         <w:t xml:space="preserve"> </w:t>
       </w:r>
       <w:r>
         <w:rPr>
           <w:rStyle w:val="VerbatimChar"/>
-          <w:lang w:val="es-ES"/>
         </w:rPr>
         <w:t xml:space="preserve">channel-group 1 mode on</w:t>
       </w:r>
       <w:r>
-        <w:rPr>
-          <w:lang w:val="es-ES"/>
-        </w:rPr>
         <w:t xml:space="preserve"> </w:t>
       </w:r>
       <w:r>
-        <w:rPr>
-          <w:lang w:val="es-ES"/>
-        </w:rPr>
         <w:t xml:space="preserve">en Fa0/1-2. Config de SW2:</w:t>
       </w:r>
       <w:r>
-        <w:rPr>
-          <w:lang w:val="es-ES"/>
-        </w:rPr>
         <w:t xml:space="preserve"> </w:t>
       </w:r>
       <w:r>
         <w:rPr>
           <w:rStyle w:val="VerbatimChar"/>
-          <w:lang w:val="es-ES"/>
         </w:rPr>
         <w:t xml:space="preserve">channel-group 1 mode desirable</w:t>
       </w:r>
       <w:r>
-        <w:rPr>
-          <w:lang w:val="es-ES"/>
-        </w:rPr>
         <w:t xml:space="preserve"> </w:t>
       </w:r>
       <w:r>
-        <w:rPr>
-          <w:lang w:val="es-ES"/>
-        </w:rPr>
         <w:t xml:space="preserve">en Fa0/1-2.</w:t>
       </w:r>
     </w:p>
@@ -422,9 +316,6 @@
         </w:numPr>
       </w:pPr>
       <w:r>
-        <w:rPr>
-          <w:lang w:val="es-ES"/>
-        </w:rPr>
         <w:t xml:space="preserve">¿Por qué falla la negociación?</w:t>
       </w:r>
     </w:p>
@@ -437,34 +328,21 @@
         </w:numPr>
       </w:pPr>
       <w:r>
-        <w:rPr>
-          <w:lang w:val="es-ES"/>
-        </w:rPr>
         <w:t xml:space="preserve">¿Qué combinaciones</w:t>
       </w:r>
       <w:r>
-        <w:rPr>
-          <w:lang w:val="es-ES"/>
-        </w:rPr>
         <w:t xml:space="preserve"> </w:t>
       </w:r>
       <w:r>
         <w:rPr>
           <w:rStyle w:val="VerbatimChar"/>
-          <w:lang w:val="es-ES"/>
         </w:rPr>
         <w:t xml:space="preserve">on/desirable/auto/active/passive</w:t>
       </w:r>
       <w:r>
-        <w:rPr>
-          <w:lang w:val="es-ES"/>
-        </w:rPr>
         <w:t xml:space="preserve"> </w:t>
       </w:r>
       <w:r>
-        <w:rPr>
-          <w:lang w:val="es-ES"/>
-        </w:rPr>
         <w:t xml:space="preserve">funcionan entre sí?</w:t>
       </w:r>
     </w:p>
@@ -477,9 +355,6 @@
         </w:numPr>
       </w:pPr>
       <w:r>
-        <w:rPr>
-          <w:lang w:val="es-ES"/>
-        </w:rPr>
         <w:t xml:space="preserve">¿Qué comando usarías para ver el estado y por qué?</w:t>
       </w:r>
     </w:p>
@@ -491,71 +366,46 @@
         <w:rPr>
           <w:b/>
           <w:bCs/>
-          <w:lang w:val="es-ES"/>
         </w:rPr>
         <w:t xml:space="preserve">Pista:</w:t>
       </w:r>
       <w:r>
-        <w:rPr>
-          <w:lang w:val="es-ES"/>
-        </w:rPr>
         <w:t xml:space="preserve"> </w:t>
       </w:r>
       <w:r>
         <w:rPr>
           <w:rStyle w:val="VerbatimChar"/>
-          <w:lang w:val="es-ES"/>
         </w:rPr>
         <w:t xml:space="preserve">mode on</w:t>
       </w:r>
       <w:r>
-        <w:rPr>
-          <w:lang w:val="es-ES"/>
-        </w:rPr>
         <w:t xml:space="preserve"> </w:t>
       </w:r>
       <w:r>
-        <w:rPr>
-          <w:lang w:val="es-ES"/>
-        </w:rPr>
         <w:t xml:space="preserve">no negocia nada; LACP es</w:t>
       </w:r>
       <w:r>
-        <w:rPr>
-          <w:lang w:val="es-ES"/>
-        </w:rPr>
         <w:t xml:space="preserve"> </w:t>
       </w:r>
       <w:r>
         <w:rPr>
           <w:rStyle w:val="VerbatimChar"/>
-          <w:lang w:val="es-ES"/>
         </w:rPr>
         <w:t xml:space="preserve">active/passive</w:t>
       </w:r>
       <w:r>
-        <w:rPr>
-          <w:lang w:val="es-ES"/>
-        </w:rPr>
         <w:t xml:space="preserve">, PAgP es</w:t>
       </w:r>
       <w:r>
-        <w:rPr>
-          <w:lang w:val="es-ES"/>
-        </w:rPr>
         <w:t xml:space="preserve"> </w:t>
       </w:r>
       <w:r>
         <w:rPr>
           <w:rStyle w:val="VerbatimChar"/>
-          <w:lang w:val="es-ES"/>
         </w:rPr>
         <w:t xml:space="preserve">desirable/auto</w:t>
       </w:r>
       <w:r>
-        <w:rPr>
-          <w:lang w:val="es-ES"/>
-        </w:rPr>
         <w:t xml:space="preserve">.</w:t>
       </w:r>
     </w:p>
@@ -566,9 +416,6 @@
         <w:pStyle w:val="Heading2"/>
       </w:pPr>
       <w:r>
-        <w:rPr>
-          <w:lang w:val="es-ES"/>
-        </w:rPr>
         <w:t xml:space="preserve">4. Bucle de capa 2 en producción</w:t>
       </w:r>
     </w:p>
@@ -577,27 +424,15 @@
         <w:pStyle w:val="FirstParagraph"/>
       </w:pPr>
       <w:r>
-        <w:rPr>
-          <w:lang w:val="es-ES"/>
-        </w:rPr>
         <w:t xml:space="preserve">Lunes 8:15: la red del centro se satura. Un becario conectó un cable entre dos switches de acceso</w:t>
       </w:r>
       <w:r>
-        <w:rPr>
-          <w:lang w:val="es-ES"/>
-        </w:rPr>
         <w:t xml:space="preserve"> </w:t>
       </w:r>
       <w:r>
-        <w:rPr>
-          <w:lang w:val="es-ES"/>
-        </w:rPr>
         <w:t xml:space="preserve">“para probar”</w:t>
       </w:r>
       <w:r>
-        <w:rPr>
-          <w:lang w:val="es-ES"/>
-        </w:rPr>
         <w:t xml:space="preserve">. STP: RSTP en todos los switches.</w:t>
       </w:r>
     </w:p>
@@ -610,9 +445,6 @@
         </w:numPr>
       </w:pPr>
       <w:r>
-        <w:rPr>
-          <w:lang w:val="es-ES"/>
-        </w:rPr>
         <w:t xml:space="preserve">¿Por qué RSTP no bloqueó el bucle al instante?</w:t>
       </w:r>
     </w:p>
@@ -625,9 +457,6 @@
         </w:numPr>
       </w:pPr>
       <w:r>
-        <w:rPr>
-          <w:lang w:val="es-ES"/>
-        </w:rPr>
         <w:t xml:space="preserve">¿Qué otros mecanismos complementan a STP contra esto? (pista: funciones de puerto de acceso)</w:t>
       </w:r>
     </w:p>
@@ -640,9 +469,6 @@
         </w:numPr>
       </w:pPr>
       <w:r>
-        <w:rPr>
-          <w:lang w:val="es-ES"/>
-        </w:rPr>
         <w:t xml:space="preserve">¿Qué configuración prevents en los puertos de acceso para la próxima vez?</w:t>
       </w:r>
     </w:p>
@@ -653,9 +479,6 @@
         <w:pStyle w:val="Heading2"/>
       </w:pPr>
       <w:r>
-        <w:rPr>
-          <w:lang w:val="es-ES"/>
-        </w:rPr>
         <w:t xml:space="preserve">5. Cálculo de costes y failover</w:t>
       </w:r>
     </w:p>
@@ -664,9 +487,6 @@
         <w:pStyle w:val="FirstParagraph"/>
       </w:pPr>
       <w:r>
-        <w:rPr>
-          <w:lang w:val="es-ES"/>
-        </w:rPr>
         <w:t xml:space="preserve">Topología: SW1(raíz) — SW2 y SW3, y un enlace SW2-SW3. Costes RSTP: 1 Gbps = 4, 100 Mbps = 19.</w:t>
       </w:r>
     </w:p>
@@ -679,9 +499,6 @@
         </w:numPr>
       </w:pPr>
       <w:r>
-        <w:rPr>
-          <w:lang w:val="es-ES"/>
-        </w:rPr>
         <w:t xml:space="preserve">SW2 y SW3 conectados a SW1 por 1 Gbps, y entre ellos por 100 Mbps. ¿Qué puerto bloquea STP y en qué switch?</w:t>
       </w:r>
     </w:p>
@@ -694,9 +511,6 @@
         </w:numPr>
       </w:pPr>
       <w:r>
-        <w:rPr>
-          <w:lang w:val="es-ES"/>
-        </w:rPr>
         <w:t xml:space="preserve">Cae el enlace SW1-SW3. ¿Qué pasa con el puerto bloqueado?</w:t>
       </w:r>
     </w:p>
@@ -709,9 +523,6 @@
         </w:numPr>
       </w:pPr>
       <w:r>
-        <w:rPr>
-          <w:lang w:val="es-ES"/>
-        </w:rPr>
         <w:t xml:space="preserve">¿Cuánto tarda RSTP en converger aproximadamente, frente a STP clásico?</w:t>
       </w:r>
     </w:p>
@@ -722,9 +533,6 @@
         <w:pStyle w:val="Heading2"/>
       </w:pPr>
       <w:r>
-        <w:rPr>
-          <w:lang w:val="es-ES"/>
-        </w:rPr>
         <w:t xml:space="preserve">6. Doble nodo con keepalives</w:t>
       </w:r>
     </w:p>
@@ -733,9 +541,6 @@
         <w:pStyle w:val="FirstParagraph"/>
       </w:pPr>
       <w:r>
-        <w:rPr>
-          <w:lang w:val="es-ES"/>
-        </w:rPr>
         <w:t xml:space="preserve">Dos firewalls en HA activo/pasivo con su interfaz de heartbeat. El enlace heartbeat se rompe pero ambos firewalls siguen vivos.</w:t>
       </w:r>
     </w:p>
@@ -748,9 +553,6 @@
         </w:numPr>
       </w:pPr>
       <w:r>
-        <w:rPr>
-          <w:lang w:val="es-ES"/>
-        </w:rPr>
         <w:t xml:space="preserve">¿Qué problema aparece (y cómo se llama)?</w:t>
       </w:r>
     </w:p>
@@ -763,9 +565,6 @@
         </w:numPr>
       </w:pPr>
       <w:r>
-        <w:rPr>
-          <w:lang w:val="es-ES"/>
-        </w:rPr>
         <w:t xml:space="preserve">¿Qué efectos verían los usuarios?</w:t>
       </w:r>
     </w:p>
@@ -778,9 +577,6 @@
         </w:numPr>
       </w:pPr>
       <w:r>
-        <w:rPr>
-          <w:lang w:val="es-ES"/>
-        </w:rPr>
         <w:t xml:space="preserve">¿Qué mitiga este problema?</w:t>
       </w:r>
     </w:p>
@@ -792,20 +588,13 @@
         <w:rPr>
           <w:b/>
           <w:bCs/>
-          <w:lang w:val="es-ES"/>
         </w:rPr>
         <w:t xml:space="preserve">Pista:</w:t>
       </w:r>
       <w:r>
-        <w:rPr>
-          <w:lang w:val="es-ES"/>
-        </w:rPr>
         <w:t xml:space="preserve"> </w:t>
       </w:r>
       <w:r>
-        <w:rPr>
-          <w:lang w:val="es-ES"/>
-        </w:rPr>
         <w:t xml:space="preserve">split-brain: dos nodos creyéndose dueños de la IP virtual.</w:t>
       </w:r>
     </w:p>
@@ -816,9 +605,6 @@
         <w:pStyle w:val="Heading2"/>
       </w:pPr>
       <w:r>
-        <w:rPr>
-          <w:lang w:val="es-ES"/>
-        </w:rPr>
         <w:t xml:space="preserve">7. Stack vs no stack</w:t>
       </w:r>
     </w:p>
@@ -827,9 +613,6 @@
         <w:pStyle w:val="FirstParagraph"/>
       </w:pPr>
       <w:r>
-        <w:rPr>
-          <w:lang w:val="es-ES"/>
-        </w:rPr>
         <w:t xml:space="preserve">Un centro duda entre 2 switches apilados (stack) o 2 switches independientes con STP y HSRP en los routers.</w:t>
       </w:r>
     </w:p>
@@ -842,9 +625,6 @@
         </w:numPr>
       </w:pPr>
       <w:r>
-        <w:rPr>
-          <w:lang w:val="es-ES"/>
-        </w:rPr>
         <w:t xml:space="preserve">¿Qué ventaja tiene el stack para el gateway (con SVIs) frente a 2 switches independientes?</w:t>
       </w:r>
     </w:p>
@@ -857,9 +637,6 @@
         </w:numPr>
       </w:pPr>
       <w:r>
-        <w:rPr>
-          <w:lang w:val="es-ES"/>
-        </w:rPr>
         <w:t xml:space="preserve">¿Qué pasa con el stack si falla el cable de stacking o el switch master?</w:t>
       </w:r>
     </w:p>
@@ -872,9 +649,6 @@
         </w:numPr>
       </w:pPr>
       <w:r>
-        <w:rPr>
-          <w:lang w:val="es-ES"/>
-        </w:rPr>
         <w:t xml:space="preserve">¿Qué riesgo compartido (shared risk) introduce el stack que dos cajas separadas no tienen?</w:t>
       </w:r>
     </w:p>
@@ -885,9 +659,6 @@
         <w:pStyle w:val="Heading2"/>
       </w:pPr>
       <w:r>
-        <w:rPr>
-          <w:lang w:val="es-ES"/>
-        </w:rPr>
         <w:t xml:space="preserve">8. Plan de continuidad</w:t>
       </w:r>
     </w:p>
@@ -896,9 +667,6 @@
         <w:pStyle w:val="FirstParagraph"/>
       </w:pPr>
       <w:r>
-        <w:rPr>
-          <w:lang w:val="es-ES"/>
-        </w:rPr>
         <w:t xml:space="preserve">Un instituto define su plan de continuidad para la red:</w:t>
       </w:r>
     </w:p>
@@ -911,9 +679,6 @@
         </w:numPr>
       </w:pPr>
       <w:r>
-        <w:rPr>
-          <w:lang w:val="es-ES"/>
-        </w:rPr>
         <w:t xml:space="preserve">RTO objetivo: 5 minutos</w:t>
       </w:r>
     </w:p>
@@ -926,9 +691,6 @@
         </w:numPr>
       </w:pPr>
       <w:r>
-        <w:rPr>
-          <w:lang w:val="es-ES"/>
-        </w:rPr>
         <w:t xml:space="preserve">RPO: no aplica (no es un servicio de datos, es conectividad)</w:t>
       </w:r>
     </w:p>
@@ -941,9 +703,6 @@
         </w:numPr>
       </w:pPr>
       <w:r>
-        <w:rPr>
-          <w:lang w:val="es-ES"/>
-        </w:rPr>
         <w:t xml:space="preserve">Componentes: 2 routers (HSRP), 2 switches de distribución (stack), UPS en cada armario, 2 enlaces ISP (uno de respaldo con rutas flotantes)</w:t>
       </w:r>
     </w:p>
@@ -956,9 +715,6 @@
         </w:numPr>
       </w:pPr>
       <w:r>
-        <w:rPr>
-          <w:lang w:val="es-ES"/>
-        </w:rPr>
         <w:t xml:space="preserve">¿Qué es RTO y por qué 5 minutos es un objetivo exigente pero razonable con esta arquitectura?</w:t>
       </w:r>
     </w:p>
@@ -971,9 +727,6 @@
         </w:numPr>
       </w:pPr>
       <w:r>
-        <w:rPr>
-          <w:lang w:val="es-ES"/>
-        </w:rPr>
         <w:t xml:space="preserve">¿Qué escenarios cubre bien el plan y cuáles no? (piensa: caída de un router, de un ISP, de un armario eléctrico, de la fibra del campus)</w:t>
       </w:r>
     </w:p>
@@ -986,9 +739,6 @@
         </w:numPr>
       </w:pPr>
       <w:r>
-        <w:rPr>
-          <w:lang w:val="es-ES"/>
-        </w:rPr>
         <w:t xml:space="preserve">¿Qué prueba harías cada semestre para validar el plan?</w:t>
       </w:r>
     </w:p>

--- a/docx/12-alta-disponibilidad/boletin-U12-avanzado.docx
+++ b/docx/12-alta-disponibilidad/boletin-U12-avanzado.docx
@@ -28,23 +28,23 @@
         </w:p>
       </w:sdtContent>
     </w:sdt>
-    <w:bookmarkStart w:id="9" w:name="boletín-ud12-avanzado"/>
+    <w:bookmarkStart w:id="9" w:name="boletín-de-alta-disponibilidad-avanzado"/>
     <w:p>
       <w:pPr>
         <w:pStyle w:val="Heading1"/>
       </w:pPr>
       <w:r>
-        <w:t xml:space="preserve">Boletín UD12 — Avanzado</w:t>
+        <w:t xml:space="preserve">Boletín de Alta disponibilidad — Avanzado</w:t>
       </w:r>
     </w:p>
     <w:bookmarkEnd w:id="9"/>
-    <w:bookmarkStart w:id="18" w:name="boletín-ud12-avanzado-1"/>
+    <w:bookmarkStart w:id="18" w:name="X1cd49d2f1568a0cecec8b57a7c26cb29bcb75d4"/>
     <w:p>
       <w:pPr>
         <w:pStyle w:val="Heading1"/>
       </w:pPr>
       <w:r>
-        <w:t xml:space="preserve">📝 Boletín UD12 — Avanzado</w:t>
+        <w:t xml:space="preserve">📝 Boletín de Alta disponibilidad — Avanzado</w:t>
       </w:r>
     </w:p>
     <w:p>

--- a/docx/12-alta-disponibilidad/boletin-U12-avanzado.docx
+++ b/docx/12-alta-disponibilidad/boletin-U12-avanzado.docx
@@ -136,7 +136,7 @@
           <w:b/>
           <w:bCs/>
         </w:rPr>
-        <w:t xml:space="preserve">Pica:</w:t>
+        <w:t xml:space="preserve">Pista:</w:t>
       </w:r>
       <w:r>
         <w:t xml:space="preserve"> </w:t>
